--- a/03-decisions/Decision-Pack-Website-Ban-Chung-Cu.docx
+++ b/03-decisions/Decision-Pack-Website-Ban-Chung-Cu.docx
@@ -449,7 +449,13 @@
         <w:pStyle w:val="u3"/>
       </w:pPr>
       <w:r>
-        <w:t>1. Chúng ta đang định xây gì?</w:t>
+        <w:t>1</w:t>
+      </w:r>
+      <w:r>
+        <w:t>Việc cần làm</w:t>
+      </w:r>
+      <w:r>
+        <w:t>?</w:t>
       </w:r>
     </w:p>
     <w:p>
@@ -1438,20 +1444,29 @@
               <w:rPr>
                 <w:sz w:val="16"/>
               </w:rPr>
-              <w:t xml:space="preserve">Minh bạch nhất; khách tự lọc theo ngân sách; giảm cuộc </w:t>
-            </w:r>
+              <w:t>Minh bạch nhất; khách tự lọc theo ngân sách; giảm cuộc gọi hỏi giá; tốt cho tìm kiếm Google.</w:t>
+            </w:r>
+          </w:p>
+        </w:tc>
+        <w:tc>
+          <w:tcPr>
+            <w:tcW w:w="2381" w:type="dxa"/>
+          </w:tcPr>
+          <w:p>
+            <w:pPr>
+              <w:spacing w:after="40"/>
+            </w:pPr>
             <w:r>
               <w:rPr>
                 <w:sz w:val="16"/>
               </w:rPr>
-              <w:lastRenderedPageBreak/>
-              <w:t>gọi hỏi giá; tốt cho tìm kiếm Google.</w:t>
-            </w:r>
-          </w:p>
-        </w:tc>
-        <w:tc>
-          <w:tcPr>
-            <w:tcW w:w="2381" w:type="dxa"/>
+              <w:t>RỦI RO PHÁP LÝ CAO NHẤT: khách có thể yêu cầu bán đúng giá niêm yết. Đòi hỏi cập nhật giá gần như tức thời.</w:t>
+            </w:r>
+          </w:p>
+        </w:tc>
+        <w:tc>
+          <w:tcPr>
+            <w:tcW w:w="3005" w:type="dxa"/>
           </w:tcPr>
           <w:p>
             <w:pPr>
@@ -1461,39 +1476,7 @@
               <w:rPr>
                 <w:sz w:val="16"/>
               </w:rPr>
-              <w:lastRenderedPageBreak/>
-              <w:t xml:space="preserve">RỦI RO PHÁP LÝ CAO NHẤT: khách có thể yêu cầu bán </w:t>
-            </w:r>
-            <w:r>
-              <w:rPr>
-                <w:sz w:val="16"/>
-              </w:rPr>
-              <w:lastRenderedPageBreak/>
-              <w:t>đúng giá niêm yết. Đòi hỏi cập nhật giá gần như tức thời.</w:t>
-            </w:r>
-          </w:p>
-        </w:tc>
-        <w:tc>
-          <w:tcPr>
-            <w:tcW w:w="3005" w:type="dxa"/>
-          </w:tcPr>
-          <w:p>
-            <w:pPr>
-              <w:spacing w:after="40"/>
-            </w:pPr>
-            <w:r>
-              <w:rPr>
-                <w:sz w:val="16"/>
-              </w:rPr>
-              <w:lastRenderedPageBreak/>
-              <w:t xml:space="preserve">Chi phí: cao (quy trình duyệt giá) · Tiến độ: như nhau · Dữ liệu: phải luôn đúng </w:t>
-            </w:r>
-            <w:r>
-              <w:rPr>
-                <w:sz w:val="16"/>
-              </w:rPr>
-              <w:lastRenderedPageBreak/>
-              <w:t>· Vận hành: gánh nặng lớn nhất · Pháp lý: RỦI RO CAO · Kỹ thuật: như nhau</w:t>
+              <w:t>Chi phí: cao (quy trình duyệt giá) · Tiến độ: như nhau · Dữ liệu: phải luôn đúng · Vận hành: gánh nặng lớn nhất · Pháp lý: RỦI RO CAO · Kỹ thuật: như nhau</w:t>
             </w:r>
           </w:p>
         </w:tc>
@@ -1515,7 +1498,6 @@
               <w:rPr>
                 <w:sz w:val="16"/>
               </w:rPr>
-              <w:lastRenderedPageBreak/>
               <w:t>**B. Khoảng giá theo loại căn** (một nửa của ĐỀ XUẤT)</w:t>
             </w:r>
           </w:p>
@@ -1533,7 +1515,14 @@
               <w:rPr>
                 <w:sz w:val="16"/>
               </w:rPr>
-              <w:t>Khách vẫn ước lượng được ngân sách; áp lực cập nhật thấp hơn nhiều; rủi ro pháp lý thấp hơn rõ rệt.</w:t>
+              <w:t xml:space="preserve">Khách vẫn ước lượng được ngân sách; áp lực cập nhật thấp hơn nhiều; rủi ro pháp </w:t>
+            </w:r>
+            <w:r>
+              <w:rPr>
+                <w:sz w:val="16"/>
+              </w:rPr>
+              <w:lastRenderedPageBreak/>
+              <w:t>lý thấp hơn rõ rệt.</w:t>
             </w:r>
           </w:p>
         </w:tc>
@@ -1550,6 +1539,7 @@
               <w:rPr>
                 <w:sz w:val="16"/>
               </w:rPr>
+              <w:lastRenderedPageBreak/>
               <w:t>Khách vẫn phải liên hệ để biết giá chính xác; ít minh bạch hơn phương án A.</w:t>
             </w:r>
           </w:p>
@@ -1567,7 +1557,14 @@
               <w:rPr>
                 <w:sz w:val="16"/>
               </w:rPr>
-              <w:t>Chi phí: trung bình · Tiến độ: như nhau · Dữ liệu: cập nhật theo đợt · Vận hành: nhẹ · Pháp lý: rủi ro trung bình · Kỹ thuật: như nhau</w:t>
+              <w:t xml:space="preserve">Chi phí: trung bình · Tiến độ: như nhau · Dữ liệu: cập nhật theo đợt · Vận hành: nhẹ · Pháp lý: rủi ro trung bình · Kỹ </w:t>
+            </w:r>
+            <w:r>
+              <w:rPr>
+                <w:sz w:val="16"/>
+              </w:rPr>
+              <w:lastRenderedPageBreak/>
+              <w:t>thuật: như nhau</w:t>
             </w:r>
           </w:p>
         </w:tc>
@@ -1589,6 +1586,7 @@
                 <w:b/>
                 <w:sz w:val="16"/>
               </w:rPr>
+              <w:lastRenderedPageBreak/>
               <w:t xml:space="preserve">C. Không công khai </w:t>
             </w:r>
             <w:r>
@@ -2395,6 +2393,7 @@
         <w:pStyle w:val="u2"/>
       </w:pPr>
       <w:r>
+        <w:lastRenderedPageBreak/>
         <w:t>A4 NGƯỜI CHỊU TRÁCH NHIỆM CẬP NHẬT RỔ HÀNG</w:t>
       </w:r>
     </w:p>
@@ -3047,7 +3046,6 @@
               <w:rPr>
                 <w:sz w:val="19"/>
               </w:rPr>
-              <w:lastRenderedPageBreak/>
               <w:t xml:space="preserve">   Người chịu trách nhiệm chính (họ tên, chức vụ): __________________</w:t>
             </w:r>
           </w:p>
@@ -3239,7 +3237,15 @@
                 <w:b/>
                 <w:sz w:val="18"/>
               </w:rPr>
-              <w:t>H. Nếu chưa quyết định</w:t>
+              <w:t xml:space="preserve">H. Nếu chưa quyết </w:t>
+            </w:r>
+            <w:r>
+              <w:rPr>
+                <w:b/>
+                <w:sz w:val="18"/>
+              </w:rPr>
+              <w:lastRenderedPageBreak/>
+              <w:t>định</w:t>
             </w:r>
           </w:p>
         </w:tc>
@@ -3255,7 +3261,15 @@
               <w:rPr>
                 <w:sz w:val="18"/>
               </w:rPr>
-              <w:t>Không thể thiết kế đường nhập liệu. Nếu chọn sai, có thể phải làm lại toàn bộ luồng nhập dữ liệu.</w:t>
+              <w:lastRenderedPageBreak/>
+              <w:t xml:space="preserve">Không thể thiết kế đường nhập liệu. Nếu chọn sai, có thể phải làm lại toàn bộ luồng </w:t>
+            </w:r>
+            <w:r>
+              <w:rPr>
+                <w:sz w:val="18"/>
+              </w:rPr>
+              <w:lastRenderedPageBreak/>
+              <w:t>nhập dữ liệu.</w:t>
             </w:r>
           </w:p>
         </w:tc>
@@ -3604,13 +3618,21 @@
                 <w:color w:val="7F4B0D"/>
                 <w:sz w:val="20"/>
               </w:rPr>
-              <w:t>ĐỀ XUẤT CỦA NHÓM KỸ THUẬT — CHƯA ĐƯỢC PHÊ DUYỆT</w:t>
-            </w:r>
-          </w:p>
-          <w:p>
-            <w:pPr>
-              <w:spacing w:after="40"/>
-            </w:pPr>
+              <w:t xml:space="preserve">ĐỀ XUẤT CỦA NHÓM KỸ THUẬT </w:t>
+            </w:r>
+          </w:p>
+          <w:p>
+            <w:pPr>
+              <w:spacing w:after="40"/>
+            </w:pPr>
+            <w:r>
+              <w:rPr>
+                <w:b/>
+                <w:color w:val="7F4B0D"/>
+                <w:sz w:val="20"/>
+              </w:rPr>
+              <w:t>C PHÊ DUYỆT</w:t>
+            </w:r>
             <w:r>
               <w:rPr>
                 <w:sz w:val="19"/>
@@ -3753,7 +3775,6 @@
               <w:rPr>
                 <w:sz w:val="19"/>
               </w:rPr>
-              <w:lastRenderedPageBreak/>
               <w:t>☐   Khác: ______________________________________________</w:t>
             </w:r>
           </w:p>
@@ -4005,32 +4026,22 @@
                 <w:color w:val="FFFFFF"/>
                 <w:sz w:val="17"/>
               </w:rPr>
-              <w:t>Nhân viên KD (SALES)</w:t>
-            </w:r>
-          </w:p>
-        </w:tc>
-        <w:tc>
-          <w:tcPr>
-            <w:tcW w:w="1474" w:type="dxa"/>
-            <w:shd w:val="clear" w:color="auto" w:fill="7F4B0D"/>
-          </w:tcPr>
-          <w:p>
-            <w:pPr>
-              <w:spacing w:after="40"/>
-            </w:pPr>
+              <w:t xml:space="preserve">Nhân viên KD </w:t>
+            </w:r>
             <w:r>
               <w:rPr>
                 <w:b/>
                 <w:color w:val="FFFFFF"/>
                 <w:sz w:val="17"/>
               </w:rPr>
-              <w:t>Quản trị (ADMIN)</w:t>
-            </w:r>
-          </w:p>
-        </w:tc>
-        <w:tc>
-          <w:tcPr>
-            <w:tcW w:w="1587" w:type="dxa"/>
+              <w:lastRenderedPageBreak/>
+              <w:t>(SALES)</w:t>
+            </w:r>
+          </w:p>
+        </w:tc>
+        <w:tc>
+          <w:tcPr>
+            <w:tcW w:w="1474" w:type="dxa"/>
             <w:shd w:val="clear" w:color="auto" w:fill="7F4B0D"/>
           </w:tcPr>
           <w:p>
@@ -4043,25 +4054,65 @@
                 <w:color w:val="FFFFFF"/>
                 <w:sz w:val="17"/>
               </w:rPr>
-              <w:t>Trưởng phòng KD</w:t>
-            </w:r>
-          </w:p>
-        </w:tc>
-        <w:tc>
-          <w:tcPr>
-            <w:tcW w:w="1757" w:type="dxa"/>
-            <w:shd w:val="clear" w:color="auto" w:fill="7F4B0D"/>
-          </w:tcPr>
-          <w:p>
-            <w:pPr>
-              <w:spacing w:after="40"/>
-            </w:pPr>
+              <w:lastRenderedPageBreak/>
+              <w:t xml:space="preserve">Quản trị </w:t>
+            </w:r>
             <w:r>
               <w:rPr>
                 <w:b/>
                 <w:color w:val="FFFFFF"/>
                 <w:sz w:val="17"/>
               </w:rPr>
+              <w:lastRenderedPageBreak/>
+              <w:t>(ADMIN)</w:t>
+            </w:r>
+          </w:p>
+        </w:tc>
+        <w:tc>
+          <w:tcPr>
+            <w:tcW w:w="1587" w:type="dxa"/>
+            <w:shd w:val="clear" w:color="auto" w:fill="7F4B0D"/>
+          </w:tcPr>
+          <w:p>
+            <w:pPr>
+              <w:spacing w:after="40"/>
+            </w:pPr>
+            <w:r>
+              <w:rPr>
+                <w:b/>
+                <w:color w:val="FFFFFF"/>
+                <w:sz w:val="17"/>
+              </w:rPr>
+              <w:lastRenderedPageBreak/>
+              <w:t xml:space="preserve">Trưởng phòng </w:t>
+            </w:r>
+            <w:r>
+              <w:rPr>
+                <w:b/>
+                <w:color w:val="FFFFFF"/>
+                <w:sz w:val="17"/>
+              </w:rPr>
+              <w:lastRenderedPageBreak/>
+              <w:t>KD</w:t>
+            </w:r>
+          </w:p>
+        </w:tc>
+        <w:tc>
+          <w:tcPr>
+            <w:tcW w:w="1757" w:type="dxa"/>
+            <w:shd w:val="clear" w:color="auto" w:fill="7F4B0D"/>
+          </w:tcPr>
+          <w:p>
+            <w:pPr>
+              <w:spacing w:after="40"/>
+            </w:pPr>
+            <w:r>
+              <w:rPr>
+                <w:b/>
+                <w:color w:val="FFFFFF"/>
+                <w:sz w:val="17"/>
+              </w:rPr>
+              <w:lastRenderedPageBreak/>
               <w:t>Cần duyệt?</w:t>
             </w:r>
           </w:p>
@@ -4877,7 +4928,6 @@
               <w:rPr>
                 <w:sz w:val="19"/>
               </w:rPr>
-              <w:lastRenderedPageBreak/>
               <w:t>☐   Khác: ______________________________________________</w:t>
             </w:r>
           </w:p>
@@ -5322,6 +5372,7 @@
               <w:rPr>
                 <w:sz w:val="16"/>
               </w:rPr>
+              <w:lastRenderedPageBreak/>
               <w:t>**C. Có — cấp quyền QUẢN TRỊ cho toàn bộ nhân viên kinh doanh**   ⚠ KHÔNG KHUYẾN NGHỊ</w:t>
             </w:r>
           </w:p>
@@ -5734,7 +5785,6 @@
               <w:rPr>
                 <w:sz w:val="19"/>
               </w:rPr>
-              <w:lastRenderedPageBreak/>
               <w:t>xác nhận trước đây. Nếu được phê duyệt, bộ phận kỹ thuật phải lập một Quyết định kiến trúc</w:t>
             </w:r>
           </w:p>
@@ -6131,7 +6181,14 @@
               <w:rPr>
                 <w:sz w:val="16"/>
               </w:rPr>
-              <w:t>**A. Dùng chung hệ thống và cơ sở dữ liệu hiện tại** (ĐỀ XUẤT)</w:t>
+              <w:t xml:space="preserve">**A. Dùng chung hệ thống và cơ sở dữ liệu hiện tại** (ĐỀ </w:t>
+            </w:r>
+            <w:r>
+              <w:rPr>
+                <w:sz w:val="16"/>
+              </w:rPr>
+              <w:lastRenderedPageBreak/>
+              <w:t>XUẤT)</w:t>
             </w:r>
           </w:p>
         </w:tc>
@@ -6147,7 +6204,15 @@
               <w:rPr>
                 <w:sz w:val="16"/>
               </w:rPr>
-              <w:t>Nhanh nhất, rẻ nhất; dùng chung tài khoản nhân sự, kho ảnh, tin tức; bốn dự án đã có sẵn trong hệ thống, không phải nhập lại; chỉ một hệ thống phải bảo trì.</w:t>
+              <w:lastRenderedPageBreak/>
+              <w:t xml:space="preserve">Nhanh nhất, rẻ nhất; dùng chung tài khoản nhân sự, kho ảnh, tin tức; bốn dự án </w:t>
+            </w:r>
+            <w:r>
+              <w:rPr>
+                <w:sz w:val="16"/>
+              </w:rPr>
+              <w:lastRenderedPageBreak/>
+              <w:t>đã có sẵn trong hệ thống, không phải nhập lại; chỉ một hệ thống phải bảo trì.</w:t>
             </w:r>
           </w:p>
         </w:tc>
@@ -6163,6 +6228,7 @@
               <w:rPr>
                 <w:sz w:val="16"/>
               </w:rPr>
+              <w:lastRenderedPageBreak/>
               <w:t>Hai website dùng chung hạ tầng: sự cố hoặc bảo trì ở một bên có thể ảnh hưởng bên kia.</w:t>
             </w:r>
           </w:p>
@@ -6179,7 +6245,14 @@
               <w:rPr>
                 <w:sz w:val="16"/>
               </w:rPr>
-              <w:t>Chi phí: thấp nhất (một bộ hạ tầng) · Tiến độ: nhanh nhất · Dữ liệu: dùng chung, không trùng lặp · Vận hành: một nơi · Pháp lý: như nhau · Kỹ thuật: bảng và module tách riêng nên rủi ro kiểm soát được</w:t>
+              <w:t xml:space="preserve">Chi phí: thấp nhất (một bộ hạ tầng) · Tiến độ: nhanh nhất · Dữ liệu: dùng chung, không trùng lặp · Vận hành: </w:t>
+            </w:r>
+            <w:r>
+              <w:rPr>
+                <w:sz w:val="16"/>
+              </w:rPr>
+              <w:lastRenderedPageBreak/>
+              <w:t>một nơi · Pháp lý: như nhau · Kỹ thuật: bảng và module tách riêng nên rủi ro kiểm soát được</w:t>
             </w:r>
           </w:p>
         </w:tc>
@@ -6201,6 +6274,7 @@
               <w:rPr>
                 <w:sz w:val="16"/>
               </w:rPr>
+              <w:lastRenderedPageBreak/>
               <w:t>**B. Tách hệ thống và cơ sở dữ liệu riêng** (DỰ PHÒNG)</w:t>
             </w:r>
           </w:p>
@@ -7060,7 +7134,6 @@
               <w:rPr>
                 <w:sz w:val="16"/>
               </w:rPr>
-              <w:lastRenderedPageBreak/>
               <w:t>Khu đô thị Hưng Phú (Bến Tre)</w:t>
             </w:r>
             <w:r>
@@ -7859,7 +7932,15 @@
                 <w:b/>
                 <w:sz w:val="18"/>
               </w:rPr>
-              <w:t>H. Nếu chưa quyết định</w:t>
+              <w:t xml:space="preserve">H. Nếu chưa quyết </w:t>
+            </w:r>
+            <w:r>
+              <w:rPr>
+                <w:b/>
+                <w:sz w:val="18"/>
+              </w:rPr>
+              <w:lastRenderedPageBreak/>
+              <w:t>định</w:t>
             </w:r>
           </w:p>
         </w:tc>
@@ -7875,7 +7956,15 @@
               <w:rPr>
                 <w:sz w:val="18"/>
               </w:rPr>
-              <w:t>Vẫn phát triển được ở môi trường thử nghiệm, nhưng KHÔNG ĐƯỢC PHÉP đưa rổ hàng thật và dữ liệu khách hàng thật vào hệ thống, và KHÔNG ĐƯỢC ra mắt chính thức.</w:t>
+              <w:lastRenderedPageBreak/>
+              <w:t xml:space="preserve">Vẫn phát triển được ở môi trường thử nghiệm, nhưng KHÔNG ĐƯỢC PHÉP đưa rổ hàng </w:t>
+            </w:r>
+            <w:r>
+              <w:rPr>
+                <w:sz w:val="18"/>
+              </w:rPr>
+              <w:lastRenderedPageBreak/>
+              <w:t>thật và dữ liệu khách hàng thật vào hệ thống, và KHÔNG ĐƯỢC ra mắt chính thức.</w:t>
             </w:r>
           </w:p>
         </w:tc>
@@ -8095,7 +8184,6 @@
               <w:rPr>
                 <w:sz w:val="17"/>
               </w:rPr>
-              <w:lastRenderedPageBreak/>
               <w:t>Sao lưu tự động hằng ngày</w:t>
             </w:r>
           </w:p>
@@ -10001,7 +10089,7 @@
           </w:tcPr>
           <w:p>
             <w:pPr>
-              <w:spacing w:after="0" w:line="240" w:lineRule="auto"/>
+              <w:spacing w:after="0"/>
             </w:pPr>
             <w:r>
               <w:rPr>
@@ -10013,7 +10101,7 @@
           </w:p>
           <w:p>
             <w:pPr>
-              <w:spacing w:after="0" w:line="240" w:lineRule="auto"/>
+              <w:spacing w:after="0"/>
             </w:pPr>
             <w:r>
               <w:rPr>
@@ -10025,7 +10113,7 @@
           </w:p>
           <w:p>
             <w:pPr>
-              <w:spacing w:after="0" w:line="240" w:lineRule="auto"/>
+              <w:spacing w:after="0"/>
             </w:pPr>
             <w:r>
               <w:rPr>
@@ -10037,7 +10125,7 @@
           </w:p>
           <w:p>
             <w:pPr>
-              <w:spacing w:after="0" w:line="240" w:lineRule="auto"/>
+              <w:spacing w:after="0"/>
             </w:pPr>
             <w:r>
               <w:rPr>
@@ -10049,7 +10137,7 @@
           </w:p>
           <w:p>
             <w:pPr>
-              <w:spacing w:after="0" w:line="240" w:lineRule="auto"/>
+              <w:spacing w:after="0"/>
             </w:pPr>
             <w:r>
               <w:rPr>
@@ -10061,7 +10149,7 @@
           </w:p>
           <w:p>
             <w:pPr>
-              <w:spacing w:after="0" w:line="240" w:lineRule="auto"/>
+              <w:spacing w:after="0"/>
             </w:pPr>
             <w:r>
               <w:rPr>
@@ -10073,7 +10161,7 @@
           </w:p>
           <w:p>
             <w:pPr>
-              <w:spacing w:after="0" w:line="240" w:lineRule="auto"/>
+              <w:spacing w:after="0"/>
             </w:pPr>
             <w:r>
               <w:rPr>
@@ -10085,7 +10173,7 @@
           </w:p>
           <w:p>
             <w:pPr>
-              <w:spacing w:after="0" w:line="240" w:lineRule="auto"/>
+              <w:spacing w:after="0"/>
             </w:pPr>
             <w:r>
               <w:rPr>
@@ -10097,7 +10185,7 @@
           </w:p>
           <w:p>
             <w:pPr>
-              <w:spacing w:after="0" w:line="240" w:lineRule="auto"/>
+              <w:spacing w:after="0"/>
             </w:pPr>
             <w:r>
               <w:rPr>
@@ -10109,7 +10197,7 @@
           </w:p>
           <w:p>
             <w:pPr>
-              <w:spacing w:after="0" w:line="240" w:lineRule="auto"/>
+              <w:spacing w:after="0"/>
             </w:pPr>
             <w:r>
               <w:rPr>
@@ -10121,7 +10209,7 @@
           </w:p>
           <w:p>
             <w:pPr>
-              <w:spacing w:after="0" w:line="240" w:lineRule="auto"/>
+              <w:spacing w:after="0"/>
             </w:pPr>
             <w:r>
               <w:rPr>
@@ -10133,7 +10221,7 @@
           </w:p>
           <w:p>
             <w:pPr>
-              <w:spacing w:after="0" w:line="240" w:lineRule="auto"/>
+              <w:spacing w:after="0"/>
             </w:pPr>
             <w:r>
               <w:rPr>
@@ -10145,7 +10233,7 @@
           </w:p>
           <w:p>
             <w:pPr>
-              <w:spacing w:after="0" w:line="240" w:lineRule="auto"/>
+              <w:spacing w:after="0"/>
             </w:pPr>
             <w:r>
               <w:rPr>
@@ -10157,7 +10245,7 @@
           </w:p>
           <w:p>
             <w:pPr>
-              <w:spacing w:after="0" w:line="240" w:lineRule="auto"/>
+              <w:spacing w:after="0"/>
             </w:pPr>
             <w:r>
               <w:rPr>
@@ -10169,7 +10257,7 @@
           </w:p>
           <w:p>
             <w:pPr>
-              <w:spacing w:after="0" w:line="240" w:lineRule="auto"/>
+              <w:spacing w:after="0"/>
             </w:pPr>
             <w:r>
               <w:rPr>
@@ -10181,7 +10269,7 @@
           </w:p>
           <w:p>
             <w:pPr>
-              <w:spacing w:after="0" w:line="240" w:lineRule="auto"/>
+              <w:spacing w:after="0"/>
             </w:pPr>
             <w:r>
               <w:rPr>
@@ -10193,7 +10281,7 @@
           </w:p>
           <w:p>
             <w:pPr>
-              <w:spacing w:after="0" w:line="240" w:lineRule="auto"/>
+              <w:spacing w:after="0"/>
             </w:pPr>
             <w:r>
               <w:rPr>
@@ -10205,7 +10293,7 @@
           </w:p>
           <w:p>
             <w:pPr>
-              <w:spacing w:after="0" w:line="240" w:lineRule="auto"/>
+              <w:spacing w:after="0"/>
             </w:pPr>
             <w:r>
               <w:rPr>
@@ -10217,7 +10305,7 @@
           </w:p>
           <w:p>
             <w:pPr>
-              <w:spacing w:after="0" w:line="240" w:lineRule="auto"/>
+              <w:spacing w:after="0"/>
             </w:pPr>
             <w:r>
               <w:rPr>
@@ -10229,7 +10317,7 @@
           </w:p>
           <w:p>
             <w:pPr>
-              <w:spacing w:after="0" w:line="240" w:lineRule="auto"/>
+              <w:spacing w:after="0"/>
             </w:pPr>
             <w:r>
               <w:rPr>
@@ -10241,7 +10329,7 @@
           </w:p>
           <w:p>
             <w:pPr>
-              <w:spacing w:after="0" w:line="240" w:lineRule="auto"/>
+              <w:spacing w:after="0"/>
             </w:pPr>
             <w:r>
               <w:rPr>
@@ -10253,7 +10341,7 @@
           </w:p>
           <w:p>
             <w:pPr>
-              <w:spacing w:after="0" w:line="240" w:lineRule="auto"/>
+              <w:spacing w:after="0"/>
             </w:pPr>
             <w:r>
               <w:rPr>
@@ -10265,7 +10353,7 @@
           </w:p>
           <w:p>
             <w:pPr>
-              <w:spacing w:after="0" w:line="240" w:lineRule="auto"/>
+              <w:spacing w:after="0"/>
             </w:pPr>
             <w:r>
               <w:rPr>
@@ -10277,7 +10365,7 @@
           </w:p>
           <w:p>
             <w:pPr>
-              <w:spacing w:after="0" w:line="240" w:lineRule="auto"/>
+              <w:spacing w:after="0"/>
             </w:pPr>
             <w:r>
               <w:rPr>
@@ -10289,20 +10377,19 @@
           </w:p>
           <w:p>
             <w:pPr>
-              <w:spacing w:after="0" w:line="240" w:lineRule="auto"/>
+              <w:spacing w:after="0"/>
             </w:pPr>
             <w:r>
               <w:rPr>
                 <w:rFonts w:ascii="Consolas" w:eastAsia="Consolas" w:hAnsi="Consolas"/>
                 <w:sz w:val="16"/>
               </w:rPr>
-              <w:lastRenderedPageBreak/>
               <w:t xml:space="preserve">     ====================================================</w:t>
             </w:r>
           </w:p>
           <w:p>
             <w:pPr>
-              <w:spacing w:after="0" w:line="240" w:lineRule="auto"/>
+              <w:spacing w:after="0"/>
             </w:pPr>
             <w:r>
               <w:rPr>
@@ -10314,7 +10401,7 @@
           </w:p>
           <w:p>
             <w:pPr>
-              <w:spacing w:after="0" w:line="240" w:lineRule="auto"/>
+              <w:spacing w:after="0"/>
             </w:pPr>
             <w:r>
               <w:rPr>
@@ -10326,7 +10413,7 @@
           </w:p>
           <w:p>
             <w:pPr>
-              <w:spacing w:after="0" w:line="240" w:lineRule="auto"/>
+              <w:spacing w:after="0"/>
             </w:pPr>
             <w:r>
               <w:rPr>
@@ -10338,19 +10425,20 @@
           </w:p>
           <w:p>
             <w:pPr>
-              <w:spacing w:after="0" w:line="240" w:lineRule="auto"/>
+              <w:spacing w:after="0"/>
             </w:pPr>
             <w:r>
               <w:rPr>
                 <w:rFonts w:ascii="Consolas" w:eastAsia="Consolas" w:hAnsi="Consolas"/>
                 <w:sz w:val="16"/>
               </w:rPr>
+              <w:lastRenderedPageBreak/>
               <w:t xml:space="preserve">                      |</w:t>
             </w:r>
           </w:p>
           <w:p>
             <w:pPr>
-              <w:spacing w:after="0" w:line="240" w:lineRule="auto"/>
+              <w:spacing w:after="0"/>
             </w:pPr>
             <w:r>
               <w:rPr>
@@ -10362,7 +10450,7 @@
           </w:p>
           <w:p>
             <w:pPr>
-              <w:spacing w:after="0" w:line="240" w:lineRule="auto"/>
+              <w:spacing w:after="0"/>
             </w:pPr>
             <w:r>
               <w:rPr>
@@ -10374,7 +10462,7 @@
           </w:p>
           <w:p>
             <w:pPr>
-              <w:spacing w:after="0" w:line="240" w:lineRule="auto"/>
+              <w:spacing w:after="0"/>
             </w:pPr>
             <w:r>
               <w:rPr>
@@ -10386,7 +10474,7 @@
           </w:p>
           <w:p>
             <w:pPr>
-              <w:spacing w:after="0" w:line="240" w:lineRule="auto"/>
+              <w:spacing w:after="0"/>
             </w:pPr>
             <w:r>
               <w:rPr>
@@ -10398,7 +10486,7 @@
           </w:p>
           <w:p>
             <w:pPr>
-              <w:spacing w:after="0" w:line="240" w:lineRule="auto"/>
+              <w:spacing w:after="0"/>
             </w:pPr>
             <w:r>
               <w:rPr>
@@ -10410,7 +10498,7 @@
           </w:p>
           <w:p>
             <w:pPr>
-              <w:spacing w:after="0" w:line="240" w:lineRule="auto"/>
+              <w:spacing w:after="0"/>
             </w:pPr>
             <w:r>
               <w:rPr>
@@ -10433,6 +10521,7 @@
           <w:color w:val="59646A"/>
           <w:sz w:val="17"/>
         </w:rPr>
+        <w:lastRenderedPageBreak/>
         <w:t>SƠ ĐỒ — Quan hệ phụ thuộc giữa các quyết định và các giai đoạn</w:t>
       </w:r>
     </w:p>
@@ -11488,7 +11577,6 @@
               <w:rPr>
                 <w:sz w:val="19"/>
               </w:rPr>
-              <w:lastRenderedPageBreak/>
               <w:t>thì bộ phận kỹ thuật CÓ THỂ bắt đầu ngay Giai đoạn 1 (thiết kế kỹ thuật chi tiết),</w:t>
             </w:r>
           </w:p>
@@ -15199,14 +15287,7 @@
               <w:rPr>
                 <w:sz w:val="17"/>
               </w:rPr>
-              <w:t xml:space="preserve">☐ Có   ☐ Không   ☐ Làm </w:t>
-            </w:r>
-            <w:r>
-              <w:rPr>
-                <w:sz w:val="17"/>
-              </w:rPr>
-              <w:lastRenderedPageBreak/>
-              <w:t>sau</w:t>
+              <w:t>☐ Có   ☐ Không   ☐ Làm sau</w:t>
             </w:r>
           </w:p>
         </w:tc>
@@ -15339,6 +15420,7 @@
               <w:rPr>
                 <w:sz w:val="17"/>
               </w:rPr>
+              <w:lastRenderedPageBreak/>
               <w:t>Phân công khách hàng cho từng nhân viên kinh doanh</w:t>
             </w:r>
           </w:p>
@@ -16244,7 +16326,6 @@
               <w:rPr>
                 <w:sz w:val="17"/>
               </w:rPr>
-              <w:lastRenderedPageBreak/>
               <w:t>Giữ chỗ / booking trực tuyến</w:t>
             </w:r>
           </w:p>
@@ -16511,6 +16592,7 @@
               <w:rPr>
                 <w:sz w:val="17"/>
               </w:rPr>
+              <w:lastRenderedPageBreak/>
               <w:t>Kết nối Zalo OA</w:t>
             </w:r>
           </w:p>
@@ -17763,6 +17845,7 @@
         <w:pStyle w:val="u1"/>
       </w:pPr>
       <w:r>
+        <w:lastRenderedPageBreak/>
         <w:t>SAU KHI PHIẾU NÀY ĐƯỢC CHỐT</w:t>
       </w:r>
     </w:p>
